--- a/public/gallery/examples/ux-designer/en/resume.docx
+++ b/public/gallery/examples/ux-designer/en/resume.docx
@@ -66,7 +66,7 @@
         </w:rPr>
         <w:t xml:space="preserve">📧 </w:t>
       </w:r>
-      <w:hyperlink w:history="1" r:id="rIdypy5o0fqqjwf0jwg0gf4j">
+      <w:hyperlink w:history="1" r:id="rIdwnxjzfog5x1wjg2q_2jhh">
         <w:r>
           <w:rPr>
             <w:sz w:val="18"/>
@@ -89,7 +89,7 @@
         </w:rPr>
         <w:t xml:space="preserve">🔗 </w:t>
       </w:r>
-      <w:hyperlink w:history="1" r:id="rIdlgf2ddyiioaa6zanjrc5k">
+      <w:hyperlink w:history="1" r:id="rIdj_vllvx9wljmr_-7o9gxv">
         <w:r>
           <w:rPr>
             <w:sz w:val="18"/>
@@ -124,7 +124,7 @@
         <w:spacing w:after="200" w:line="276"/>
         <w:jc w:val="center"/>
       </w:pPr>
-      <w:hyperlink w:history="1" r:id="rId4pjlnyaiexqqsajkh04ti">
+      <w:hyperlink w:history="1" r:id="rIdkf3euzcfvuz_5_tpv6fyp">
         <w:r>
           <w:rPr>
             <w:sz w:val="18"/>
@@ -140,7 +140,7 @@
         </w:rPr>
         <w:t xml:space="preserve"> • </w:t>
       </w:r>
-      <w:hyperlink w:history="1" r:id="rIdzermrkt-mrkzifzspybgv">
+      <w:hyperlink w:history="1" r:id="rIdcpkbbgwzoticoymdfdffz">
         <w:r>
           <w:rPr>
             <w:sz w:val="18"/>
@@ -156,7 +156,7 @@
         </w:rPr>
         <w:t xml:space="preserve"> • </w:t>
       </w:r>
-      <w:hyperlink w:history="1" r:id="rIdusxnqobi4eexmfs0karjd">
+      <w:hyperlink w:history="1" r:id="rIdx_1slajrjk7qdgxkz44ti">
         <w:r>
           <w:rPr>
             <w:sz w:val="18"/>
@@ -303,7 +303,7 @@
         </w:rPr>
         <w:t xml:space="preserve">	</w:t>
       </w:r>
-      <w:hyperlink w:history="1" r:id="rIdb-luib9bk8mgz9yieavka">
+      <w:hyperlink w:history="1" r:id="rId9eetopfrppkqmbuqhvpus">
         <w:r>
           <w:rPr>
             <w:sz w:val="18"/>
@@ -466,7 +466,7 @@
         </w:rPr>
         <w:t xml:space="preserve">	</w:t>
       </w:r>
-      <w:hyperlink w:history="1" r:id="rIdtmx2isbdawxrr2ab3fopd">
+      <w:hyperlink w:history="1" r:id="rIdrtlb39quye82cqt5e1_5k">
         <w:r>
           <w:rPr>
             <w:sz w:val="18"/>
@@ -648,7 +648,7 @@
         </w:rPr>
         <w:t xml:space="preserve">	</w:t>
       </w:r>
-      <w:hyperlink w:history="1" r:id="rIdleetyzgjqf-nozgeokba9">
+      <w:hyperlink w:history="1" r:id="rIdokgkvklbqnbewmpeyxvqh">
         <w:r>
           <w:rPr>
             <w:sz w:val="18"/>
@@ -1093,7 +1093,7 @@
         </w:rPr>
         <w:t xml:space="preserve">	</w:t>
       </w:r>
-      <w:hyperlink w:history="1" r:id="rIdfgpd38unxy4a7acsidttf">
+      <w:hyperlink w:history="1" r:id="rIdd2m5y4j2pm9-fowkfoqm2">
         <w:r>
           <w:rPr>
             <w:sz w:val="18"/>
@@ -1159,7 +1159,7 @@
         </w:rPr>
         <w:t xml:space="preserve">	</w:t>
       </w:r>
-      <w:hyperlink w:history="1" r:id="rIdnaxtjioyufq363k0bmgb6">
+      <w:hyperlink w:history="1" r:id="rId48dv6klykpamtgwewx5_d">
         <w:r>
           <w:rPr>
             <w:sz w:val="18"/>
@@ -1244,7 +1244,7 @@
         </w:rPr>
         <w:t xml:space="preserve">	</w:t>
       </w:r>
-      <w:hyperlink w:history="1" r:id="rId6pgrekklsefwkc2gvlbtg">
+      <w:hyperlink w:history="1" r:id="rIdecykwdhi1wc-hmewaplr1">
         <w:r>
           <w:rPr>
             <w:sz w:val="18"/>
@@ -1341,7 +1341,7 @@
         </w:rPr>
         <w:t xml:space="preserve">	</w:t>
       </w:r>
-      <w:hyperlink w:history="1" r:id="rIdhbf3vnqdn8mgrueygnzhd">
+      <w:hyperlink w:history="1" r:id="rIdzc9wnweejpadbac9ybllg">
         <w:r>
           <w:rPr>
             <w:sz w:val="18"/>
@@ -1605,7 +1605,7 @@
         </w:rPr>
         <w:t xml:space="preserve">	</w:t>
       </w:r>
-      <w:hyperlink w:history="1" r:id="rIdrhoy3eeog3ait9tuyrelw">
+      <w:hyperlink w:history="1" r:id="rIdk9ljxrzlcfuxhfgb-1y0f">
         <w:r>
           <w:rPr>
             <w:sz w:val="18"/>
